--- a/M&A/カンテサンス/開示資料読込結果_20260925.docx
+++ b/M&A/カンテサンス/開示資料読込結果_20260925.docx
@@ -5324,7 +5324,931 @@
           <w:b w:val="0"/>
           <w:sz w:val="19"/>
         </w:rPr>
-        <w:t>ご共有いただいた質疑応答では21名、IMでは22名と記載されておりますが、給与台帳上の実員は19名（2026年8月）です。3月から8月にかけて4名が退職し5名が入社されており、入替えによる差と見られます。意向表明書の雇用維持に関する記載は、特定の人数を前提としない表現に改めました。</w:t>
+        <w:t>その後、パスワード解除済みの従業員名簿（基準日2026年9月17日）が開示され、人数の相違がすべて整合しました。会社ご自身の集計と名簿を突合すると、次のとおりです。</w:t>
+      </w:r>
+    </w:p>
+    <w:tbl>
+      <w:tblPr>
+        <w:tblStyle w:val="TableGrid"/>
+        <w:tblW w:type="auto" w:w="0"/>
+        <w:jc w:val="left"/>
+        <w:tblLook w:firstColumn="1" w:firstRow="1" w:lastColumn="0" w:lastRow="0" w:noHBand="0" w:noVBand="1" w:val="04A0"/>
+      </w:tblPr>
+      <w:tblGrid>
+        <w:gridCol w:w="3400"/>
+        <w:gridCol w:w="3400"/>
+        <w:gridCol w:w="3400"/>
+      </w:tblGrid>
+      <w:tr>
+        <w:tc>
+          <w:tcPr>
+            <w:tcW w:type="dxa" w:w="1134"/>
+          </w:tcPr>
+          <w:p>
+            <w:pPr>
+              <w:spacing w:after="20" w:before="20" w:line="252" w:lineRule="auto"/>
+            </w:pPr>
+            <w:r>
+              <w:rPr>
+                <w:rFonts w:ascii="Meiryo" w:hAnsi="Meiryo" w:eastAsia="Meiryo"/>
+                <w:b/>
+                <w:color w:val="30373F"/>
+                <w:sz w:val="17"/>
+              </w:rPr>
+              <w:t>数字</w:t>
+            </w:r>
+          </w:p>
+        </w:tc>
+        <w:tc>
+          <w:tcPr>
+            <w:tcW w:type="dxa" w:w="2041"/>
+          </w:tcPr>
+          <w:p>
+            <w:pPr>
+              <w:spacing w:after="20" w:before="20" w:line="252" w:lineRule="auto"/>
+            </w:pPr>
+            <w:r>
+              <w:rPr>
+                <w:rFonts w:ascii="Meiryo" w:hAnsi="Meiryo" w:eastAsia="Meiryo"/>
+                <w:b/>
+                <w:color w:val="30373F"/>
+                <w:sz w:val="17"/>
+              </w:rPr>
+              <w:t>出所</w:t>
+            </w:r>
+          </w:p>
+        </w:tc>
+        <w:tc>
+          <w:tcPr>
+            <w:tcW w:type="dxa" w:w="6576"/>
+          </w:tcPr>
+          <w:p>
+            <w:pPr>
+              <w:spacing w:after="20" w:before="20" w:line="252" w:lineRule="auto"/>
+            </w:pPr>
+            <w:r>
+              <w:rPr>
+                <w:rFonts w:ascii="Meiryo" w:hAnsi="Meiryo" w:eastAsia="Meiryo"/>
+                <w:b/>
+                <w:color w:val="30373F"/>
+                <w:sz w:val="17"/>
+              </w:rPr>
+              <w:t>内訳</w:t>
+            </w:r>
+          </w:p>
+        </w:tc>
+      </w:tr>
+      <w:tr>
+        <w:tc>
+          <w:tcPr>
+            <w:tcW w:type="dxa" w:w="1134"/>
+          </w:tcPr>
+          <w:p>
+            <w:pPr>
+              <w:spacing w:after="20" w:before="20" w:line="252" w:lineRule="auto"/>
+            </w:pPr>
+            <w:r>
+              <w:rPr>
+                <w:rFonts w:ascii="Meiryo" w:hAnsi="Meiryo" w:eastAsia="Meiryo"/>
+                <w:b/>
+                <w:sz w:val="17"/>
+              </w:rPr>
+              <w:t>22名</w:t>
+            </w:r>
+          </w:p>
+        </w:tc>
+        <w:tc>
+          <w:tcPr>
+            <w:tcW w:type="dxa" w:w="2041"/>
+          </w:tcPr>
+          <w:p>
+            <w:pPr>
+              <w:spacing w:after="20" w:before="20" w:line="252" w:lineRule="auto"/>
+            </w:pPr>
+            <w:r>
+              <w:rPr>
+                <w:rFonts w:ascii="Meiryo" w:hAnsi="Meiryo" w:eastAsia="Meiryo"/>
+                <w:b w:val="0"/>
+                <w:sz w:val="17"/>
+              </w:rPr>
+              <w:t>IM</w:t>
+            </w:r>
+          </w:p>
+        </w:tc>
+        <w:tc>
+          <w:tcPr>
+            <w:tcW w:type="dxa" w:w="6576"/>
+          </w:tcPr>
+          <w:p>
+            <w:pPr>
+              <w:spacing w:after="20" w:before="20" w:line="252" w:lineRule="auto"/>
+            </w:pPr>
+            <w:r>
+              <w:rPr>
+                <w:rFonts w:ascii="Meiryo" w:hAnsi="Meiryo" w:eastAsia="Meiryo"/>
+                <w:b w:val="0"/>
+                <w:sz w:val="17"/>
+              </w:rPr>
+              <w:t>実働18名＋岸田様1名＋退社済3名（清水・堀江・保積）</w:t>
+            </w:r>
+          </w:p>
+        </w:tc>
+      </w:tr>
+      <w:tr>
+        <w:tc>
+          <w:tcPr>
+            <w:tcW w:type="dxa" w:w="1134"/>
+          </w:tcPr>
+          <w:p>
+            <w:pPr>
+              <w:spacing w:after="20" w:before="20" w:line="252" w:lineRule="auto"/>
+            </w:pPr>
+            <w:r>
+              <w:rPr>
+                <w:rFonts w:ascii="Meiryo" w:hAnsi="Meiryo" w:eastAsia="Meiryo"/>
+                <w:b/>
+                <w:sz w:val="17"/>
+              </w:rPr>
+              <w:t>21名</w:t>
+            </w:r>
+          </w:p>
+        </w:tc>
+        <w:tc>
+          <w:tcPr>
+            <w:tcW w:type="dxa" w:w="2041"/>
+          </w:tcPr>
+          <w:p>
+            <w:pPr>
+              <w:spacing w:after="20" w:before="20" w:line="252" w:lineRule="auto"/>
+            </w:pPr>
+            <w:r>
+              <w:rPr>
+                <w:rFonts w:ascii="Meiryo" w:hAnsi="Meiryo" w:eastAsia="Meiryo"/>
+                <w:b w:val="0"/>
+                <w:sz w:val="17"/>
+              </w:rPr>
+              <w:t>質疑応答</w:t>
+            </w:r>
+          </w:p>
+        </w:tc>
+        <w:tc>
+          <w:tcPr>
+            <w:tcW w:type="dxa" w:w="6576"/>
+          </w:tcPr>
+          <w:p>
+            <w:pPr>
+              <w:spacing w:after="20" w:before="20" w:line="252" w:lineRule="auto"/>
+            </w:pPr>
+            <w:r>
+              <w:rPr>
+                <w:rFonts w:ascii="Meiryo" w:hAnsi="Meiryo" w:eastAsia="Meiryo"/>
+                <w:b w:val="0"/>
+                <w:sz w:val="17"/>
+              </w:rPr>
+              <w:t>「直近期末〜現在」期の期首人数</w:t>
+            </w:r>
+          </w:p>
+        </w:tc>
+      </w:tr>
+      <w:tr>
+        <w:tc>
+          <w:tcPr>
+            <w:tcW w:type="dxa" w:w="1134"/>
+          </w:tcPr>
+          <w:p>
+            <w:pPr>
+              <w:spacing w:after="20" w:before="20" w:line="252" w:lineRule="auto"/>
+            </w:pPr>
+            <w:r>
+              <w:rPr>
+                <w:rFonts w:ascii="Meiryo" w:hAnsi="Meiryo" w:eastAsia="Meiryo"/>
+                <w:b/>
+                <w:sz w:val="17"/>
+              </w:rPr>
+              <w:t>19名</w:t>
+            </w:r>
+          </w:p>
+        </w:tc>
+        <w:tc>
+          <w:tcPr>
+            <w:tcW w:type="dxa" w:w="2041"/>
+          </w:tcPr>
+          <w:p>
+            <w:pPr>
+              <w:spacing w:after="20" w:before="20" w:line="252" w:lineRule="auto"/>
+            </w:pPr>
+            <w:r>
+              <w:rPr>
+                <w:rFonts w:ascii="Meiryo" w:hAnsi="Meiryo" w:eastAsia="Meiryo"/>
+                <w:b w:val="0"/>
+                <w:sz w:val="17"/>
+              </w:rPr>
+              <w:t>給与台帳・会社集計</w:t>
+            </w:r>
+          </w:p>
+        </w:tc>
+        <w:tc>
+          <w:tcPr>
+            <w:tcW w:type="dxa" w:w="6576"/>
+          </w:tcPr>
+          <w:p>
+            <w:pPr>
+              <w:spacing w:after="20" w:before="20" w:line="252" w:lineRule="auto"/>
+            </w:pPr>
+            <w:r>
+              <w:rPr>
+                <w:rFonts w:ascii="Meiryo" w:hAnsi="Meiryo" w:eastAsia="Meiryo"/>
+                <w:b w:val="0"/>
+                <w:sz w:val="17"/>
+              </w:rPr>
+              <w:t>在籍（実働18名＋岸田様）</w:t>
+            </w:r>
+          </w:p>
+        </w:tc>
+      </w:tr>
+      <w:tr>
+        <w:tc>
+          <w:tcPr>
+            <w:tcW w:type="dxa" w:w="1134"/>
+          </w:tcPr>
+          <w:p>
+            <w:pPr>
+              <w:spacing w:after="20" w:before="20" w:line="252" w:lineRule="auto"/>
+            </w:pPr>
+            <w:r>
+              <w:rPr>
+                <w:rFonts w:ascii="Meiryo" w:hAnsi="Meiryo" w:eastAsia="Meiryo"/>
+                <w:b/>
+                <w:sz w:val="17"/>
+              </w:rPr>
+              <w:t>18名</w:t>
+            </w:r>
+          </w:p>
+        </w:tc>
+        <w:tc>
+          <w:tcPr>
+            <w:tcW w:type="dxa" w:w="2041"/>
+          </w:tcPr>
+          <w:p>
+            <w:pPr>
+              <w:spacing w:after="20" w:before="20" w:line="252" w:lineRule="auto"/>
+            </w:pPr>
+            <w:r>
+              <w:rPr>
+                <w:rFonts w:ascii="Meiryo" w:hAnsi="Meiryo" w:eastAsia="Meiryo"/>
+                <w:b w:val="0"/>
+                <w:sz w:val="17"/>
+              </w:rPr>
+              <w:t>名簿の実働</w:t>
+            </w:r>
+          </w:p>
+        </w:tc>
+        <w:tc>
+          <w:tcPr>
+            <w:tcW w:type="dxa" w:w="6576"/>
+          </w:tcPr>
+          <w:p>
+            <w:pPr>
+              <w:spacing w:after="20" w:before="20" w:line="252" w:lineRule="auto"/>
+            </w:pPr>
+            <w:r>
+              <w:rPr>
+                <w:rFonts w:ascii="Meiryo" w:hAnsi="Meiryo" w:eastAsia="Meiryo"/>
+                <w:b w:val="0"/>
+                <w:sz w:val="17"/>
+              </w:rPr>
+              <w:t>支配人1・キッチン11・サービス6</w:t>
+            </w:r>
+          </w:p>
+        </w:tc>
+      </w:tr>
+    </w:tbl>
+    <w:p>
+      <w:pPr>
+        <w:spacing w:before="60" w:after="80"/>
+      </w:pPr>
+      <w:r>
+        <w:rPr>
+          <w:b w:val="0"/>
+          <w:sz w:val="19"/>
+        </w:rPr>
+        <w:t>すなわち承継対象となる実働スタッフは18名（岸田様を除く）。相違は集計時点と「岸田様・退社済」を含むか否かの差であり、矛盾ではありません。意向表明書は、この確定値（支配人1・キッチン11・サービス6の計18名）に改めました。</w:t>
+      </w:r>
+    </w:p>
+    <w:p>
+      <w:pPr>
+        <w:spacing w:before="120" w:after="80"/>
+      </w:pPr>
+      <w:r>
+        <w:rPr>
+          <w:b w:val="0"/>
+          <w:sz w:val="19"/>
+        </w:rPr>
+        <w:t>過去5年間の人員推移は次のとおりです。</w:t>
+      </w:r>
+    </w:p>
+    <w:tbl>
+      <w:tblPr>
+        <w:tblStyle w:val="TableGrid"/>
+        <w:tblW w:type="auto" w:w="0"/>
+        <w:jc w:val="left"/>
+        <w:tblLook w:firstColumn="1" w:firstRow="1" w:lastColumn="0" w:lastRow="0" w:noHBand="0" w:noVBand="1" w:val="04A0"/>
+      </w:tblPr>
+      <w:tblGrid>
+        <w:gridCol w:w="2040"/>
+        <w:gridCol w:w="2040"/>
+        <w:gridCol w:w="2040"/>
+        <w:gridCol w:w="2040"/>
+        <w:gridCol w:w="2040"/>
+      </w:tblGrid>
+      <w:tr>
+        <w:tc>
+          <w:tcPr>
+            <w:tcW w:type="dxa" w:w="3402"/>
+          </w:tcPr>
+          <w:p>
+            <w:pPr>
+              <w:spacing w:after="20" w:before="20" w:line="252" w:lineRule="auto"/>
+            </w:pPr>
+            <w:r>
+              <w:rPr>
+                <w:rFonts w:ascii="Meiryo" w:hAnsi="Meiryo" w:eastAsia="Meiryo"/>
+                <w:b/>
+                <w:color w:val="30373F"/>
+                <w:sz w:val="17"/>
+              </w:rPr>
+              <w:t>対象期</w:t>
+            </w:r>
+          </w:p>
+        </w:tc>
+        <w:tc>
+          <w:tcPr>
+            <w:tcW w:type="dxa" w:w="1474"/>
+          </w:tcPr>
+          <w:p>
+            <w:pPr>
+              <w:spacing w:after="20" w:before="20" w:line="252" w:lineRule="auto"/>
+            </w:pPr>
+            <w:r>
+              <w:rPr>
+                <w:rFonts w:ascii="Meiryo" w:hAnsi="Meiryo" w:eastAsia="Meiryo"/>
+                <w:b/>
+                <w:color w:val="30373F"/>
+                <w:sz w:val="17"/>
+              </w:rPr>
+              <w:t>期首</w:t>
+            </w:r>
+          </w:p>
+        </w:tc>
+        <w:tc>
+          <w:tcPr>
+            <w:tcW w:type="dxa" w:w="1474"/>
+          </w:tcPr>
+          <w:p>
+            <w:pPr>
+              <w:spacing w:after="20" w:before="20" w:line="252" w:lineRule="auto"/>
+            </w:pPr>
+            <w:r>
+              <w:rPr>
+                <w:rFonts w:ascii="Meiryo" w:hAnsi="Meiryo" w:eastAsia="Meiryo"/>
+                <w:b/>
+                <w:color w:val="30373F"/>
+                <w:sz w:val="17"/>
+              </w:rPr>
+              <w:t>入社</w:t>
+            </w:r>
+          </w:p>
+        </w:tc>
+        <w:tc>
+          <w:tcPr>
+            <w:tcW w:type="dxa" w:w="1474"/>
+          </w:tcPr>
+          <w:p>
+            <w:pPr>
+              <w:spacing w:after="20" w:before="20" w:line="252" w:lineRule="auto"/>
+            </w:pPr>
+            <w:r>
+              <w:rPr>
+                <w:rFonts w:ascii="Meiryo" w:hAnsi="Meiryo" w:eastAsia="Meiryo"/>
+                <w:b/>
+                <w:color w:val="30373F"/>
+                <w:sz w:val="17"/>
+              </w:rPr>
+              <w:t>退社</w:t>
+            </w:r>
+          </w:p>
+        </w:tc>
+        <w:tc>
+          <w:tcPr>
+            <w:tcW w:type="dxa" w:w="1474"/>
+          </w:tcPr>
+          <w:p>
+            <w:pPr>
+              <w:spacing w:after="20" w:before="20" w:line="252" w:lineRule="auto"/>
+            </w:pPr>
+            <w:r>
+              <w:rPr>
+                <w:rFonts w:ascii="Meiryo" w:hAnsi="Meiryo" w:eastAsia="Meiryo"/>
+                <w:b/>
+                <w:color w:val="30373F"/>
+                <w:sz w:val="17"/>
+              </w:rPr>
+              <w:t>期末</w:t>
+            </w:r>
+          </w:p>
+        </w:tc>
+      </w:tr>
+      <w:tr>
+        <w:tc>
+          <w:tcPr>
+            <w:tcW w:type="dxa" w:w="3402"/>
+          </w:tcPr>
+          <w:p>
+            <w:pPr>
+              <w:spacing w:after="20" w:before="20" w:line="252" w:lineRule="auto"/>
+            </w:pPr>
+            <w:r>
+              <w:rPr>
+                <w:rFonts w:ascii="Meiryo" w:hAnsi="Meiryo" w:eastAsia="Meiryo"/>
+                <w:b/>
+                <w:sz w:val="17"/>
+              </w:rPr>
+              <w:t>5期前 2022/4-2023/3</w:t>
+            </w:r>
+          </w:p>
+        </w:tc>
+        <w:tc>
+          <w:tcPr>
+            <w:tcW w:type="dxa" w:w="1474"/>
+          </w:tcPr>
+          <w:p>
+            <w:pPr>
+              <w:spacing w:after="20" w:before="20" w:line="252" w:lineRule="auto"/>
+              <w:jc w:val="right"/>
+            </w:pPr>
+            <w:r>
+              <w:rPr>
+                <w:rFonts w:ascii="Meiryo" w:hAnsi="Meiryo" w:eastAsia="Meiryo"/>
+                <w:b w:val="0"/>
+                <w:sz w:val="17"/>
+              </w:rPr>
+              <w:t>18</w:t>
+            </w:r>
+          </w:p>
+        </w:tc>
+        <w:tc>
+          <w:tcPr>
+            <w:tcW w:type="dxa" w:w="1474"/>
+          </w:tcPr>
+          <w:p>
+            <w:pPr>
+              <w:spacing w:after="20" w:before="20" w:line="252" w:lineRule="auto"/>
+              <w:jc w:val="right"/>
+            </w:pPr>
+            <w:r>
+              <w:rPr>
+                <w:rFonts w:ascii="Meiryo" w:hAnsi="Meiryo" w:eastAsia="Meiryo"/>
+                <w:b w:val="0"/>
+                <w:sz w:val="17"/>
+              </w:rPr>
+              <w:t>8</w:t>
+            </w:r>
+          </w:p>
+        </w:tc>
+        <w:tc>
+          <w:tcPr>
+            <w:tcW w:type="dxa" w:w="1474"/>
+          </w:tcPr>
+          <w:p>
+            <w:pPr>
+              <w:spacing w:after="20" w:before="20" w:line="252" w:lineRule="auto"/>
+              <w:jc w:val="right"/>
+            </w:pPr>
+            <w:r>
+              <w:rPr>
+                <w:rFonts w:ascii="Meiryo" w:hAnsi="Meiryo" w:eastAsia="Meiryo"/>
+                <w:b w:val="0"/>
+                <w:sz w:val="17"/>
+              </w:rPr>
+              <w:t>6</w:t>
+            </w:r>
+          </w:p>
+        </w:tc>
+        <w:tc>
+          <w:tcPr>
+            <w:tcW w:type="dxa" w:w="1474"/>
+          </w:tcPr>
+          <w:p>
+            <w:pPr>
+              <w:spacing w:after="20" w:before="20" w:line="252" w:lineRule="auto"/>
+              <w:jc w:val="right"/>
+            </w:pPr>
+            <w:r>
+              <w:rPr>
+                <w:rFonts w:ascii="Meiryo" w:hAnsi="Meiryo" w:eastAsia="Meiryo"/>
+                <w:b w:val="0"/>
+                <w:sz w:val="17"/>
+              </w:rPr>
+              <w:t>18</w:t>
+            </w:r>
+          </w:p>
+        </w:tc>
+      </w:tr>
+      <w:tr>
+        <w:tc>
+          <w:tcPr>
+            <w:tcW w:type="dxa" w:w="3402"/>
+          </w:tcPr>
+          <w:p>
+            <w:pPr>
+              <w:spacing w:after="20" w:before="20" w:line="252" w:lineRule="auto"/>
+            </w:pPr>
+            <w:r>
+              <w:rPr>
+                <w:rFonts w:ascii="Meiryo" w:hAnsi="Meiryo" w:eastAsia="Meiryo"/>
+                <w:b/>
+                <w:sz w:val="17"/>
+              </w:rPr>
+              <w:t>4期前 2023/4-2024/3</w:t>
+            </w:r>
+          </w:p>
+        </w:tc>
+        <w:tc>
+          <w:tcPr>
+            <w:tcW w:type="dxa" w:w="1474"/>
+          </w:tcPr>
+          <w:p>
+            <w:pPr>
+              <w:spacing w:after="20" w:before="20" w:line="252" w:lineRule="auto"/>
+              <w:jc w:val="right"/>
+            </w:pPr>
+            <w:r>
+              <w:rPr>
+                <w:rFonts w:ascii="Meiryo" w:hAnsi="Meiryo" w:eastAsia="Meiryo"/>
+                <w:b w:val="0"/>
+                <w:sz w:val="17"/>
+              </w:rPr>
+              <w:t>18</w:t>
+            </w:r>
+          </w:p>
+        </w:tc>
+        <w:tc>
+          <w:tcPr>
+            <w:tcW w:type="dxa" w:w="1474"/>
+          </w:tcPr>
+          <w:p>
+            <w:pPr>
+              <w:spacing w:after="20" w:before="20" w:line="252" w:lineRule="auto"/>
+              <w:jc w:val="right"/>
+            </w:pPr>
+            <w:r>
+              <w:rPr>
+                <w:rFonts w:ascii="Meiryo" w:hAnsi="Meiryo" w:eastAsia="Meiryo"/>
+                <w:b w:val="0"/>
+                <w:sz w:val="17"/>
+              </w:rPr>
+              <w:t>3</w:t>
+            </w:r>
+          </w:p>
+        </w:tc>
+        <w:tc>
+          <w:tcPr>
+            <w:tcW w:type="dxa" w:w="1474"/>
+          </w:tcPr>
+          <w:p>
+            <w:pPr>
+              <w:spacing w:after="20" w:before="20" w:line="252" w:lineRule="auto"/>
+              <w:jc w:val="right"/>
+            </w:pPr>
+            <w:r>
+              <w:rPr>
+                <w:rFonts w:ascii="Meiryo" w:hAnsi="Meiryo" w:eastAsia="Meiryo"/>
+                <w:b w:val="0"/>
+                <w:sz w:val="17"/>
+              </w:rPr>
+              <w:t>4</w:t>
+            </w:r>
+          </w:p>
+        </w:tc>
+        <w:tc>
+          <w:tcPr>
+            <w:tcW w:type="dxa" w:w="1474"/>
+          </w:tcPr>
+          <w:p>
+            <w:pPr>
+              <w:spacing w:after="20" w:before="20" w:line="252" w:lineRule="auto"/>
+              <w:jc w:val="right"/>
+            </w:pPr>
+            <w:r>
+              <w:rPr>
+                <w:rFonts w:ascii="Meiryo" w:hAnsi="Meiryo" w:eastAsia="Meiryo"/>
+                <w:b w:val="0"/>
+                <w:sz w:val="17"/>
+              </w:rPr>
+              <w:t>17</w:t>
+            </w:r>
+          </w:p>
+        </w:tc>
+      </w:tr>
+      <w:tr>
+        <w:tc>
+          <w:tcPr>
+            <w:tcW w:type="dxa" w:w="3402"/>
+          </w:tcPr>
+          <w:p>
+            <w:pPr>
+              <w:spacing w:after="20" w:before="20" w:line="252" w:lineRule="auto"/>
+            </w:pPr>
+            <w:r>
+              <w:rPr>
+                <w:rFonts w:ascii="Meiryo" w:hAnsi="Meiryo" w:eastAsia="Meiryo"/>
+                <w:b/>
+                <w:sz w:val="17"/>
+              </w:rPr>
+              <w:t>3期前 2024/4-2025/3</w:t>
+            </w:r>
+          </w:p>
+        </w:tc>
+        <w:tc>
+          <w:tcPr>
+            <w:tcW w:type="dxa" w:w="1474"/>
+          </w:tcPr>
+          <w:p>
+            <w:pPr>
+              <w:spacing w:after="20" w:before="20" w:line="252" w:lineRule="auto"/>
+              <w:jc w:val="right"/>
+            </w:pPr>
+            <w:r>
+              <w:rPr>
+                <w:rFonts w:ascii="Meiryo" w:hAnsi="Meiryo" w:eastAsia="Meiryo"/>
+                <w:b w:val="0"/>
+                <w:sz w:val="17"/>
+              </w:rPr>
+              <w:t>19</w:t>
+            </w:r>
+          </w:p>
+        </w:tc>
+        <w:tc>
+          <w:tcPr>
+            <w:tcW w:type="dxa" w:w="1474"/>
+          </w:tcPr>
+          <w:p>
+            <w:pPr>
+              <w:spacing w:after="20" w:before="20" w:line="252" w:lineRule="auto"/>
+              <w:jc w:val="right"/>
+            </w:pPr>
+            <w:r>
+              <w:rPr>
+                <w:rFonts w:ascii="Meiryo" w:hAnsi="Meiryo" w:eastAsia="Meiryo"/>
+                <w:b w:val="0"/>
+                <w:sz w:val="17"/>
+              </w:rPr>
+              <w:t>5</w:t>
+            </w:r>
+          </w:p>
+        </w:tc>
+        <w:tc>
+          <w:tcPr>
+            <w:tcW w:type="dxa" w:w="1474"/>
+          </w:tcPr>
+          <w:p>
+            <w:pPr>
+              <w:spacing w:after="20" w:before="20" w:line="252" w:lineRule="auto"/>
+              <w:jc w:val="right"/>
+            </w:pPr>
+            <w:r>
+              <w:rPr>
+                <w:rFonts w:ascii="Meiryo" w:hAnsi="Meiryo" w:eastAsia="Meiryo"/>
+                <w:b w:val="0"/>
+                <w:sz w:val="17"/>
+              </w:rPr>
+              <w:t>7</w:t>
+            </w:r>
+          </w:p>
+        </w:tc>
+        <w:tc>
+          <w:tcPr>
+            <w:tcW w:type="dxa" w:w="1474"/>
+          </w:tcPr>
+          <w:p>
+            <w:pPr>
+              <w:spacing w:after="20" w:before="20" w:line="252" w:lineRule="auto"/>
+              <w:jc w:val="right"/>
+            </w:pPr>
+            <w:r>
+              <w:rPr>
+                <w:rFonts w:ascii="Meiryo" w:hAnsi="Meiryo" w:eastAsia="Meiryo"/>
+                <w:b w:val="0"/>
+                <w:sz w:val="17"/>
+              </w:rPr>
+              <w:t>15</w:t>
+            </w:r>
+          </w:p>
+        </w:tc>
+      </w:tr>
+      <w:tr>
+        <w:tc>
+          <w:tcPr>
+            <w:tcW w:type="dxa" w:w="3402"/>
+          </w:tcPr>
+          <w:p>
+            <w:pPr>
+              <w:spacing w:after="20" w:before="20" w:line="252" w:lineRule="auto"/>
+            </w:pPr>
+            <w:r>
+              <w:rPr>
+                <w:rFonts w:ascii="Meiryo" w:hAnsi="Meiryo" w:eastAsia="Meiryo"/>
+                <w:b/>
+                <w:sz w:val="17"/>
+              </w:rPr>
+              <w:t>2期前 2025/4-2026/3</w:t>
+            </w:r>
+          </w:p>
+        </w:tc>
+        <w:tc>
+          <w:tcPr>
+            <w:tcW w:type="dxa" w:w="1474"/>
+          </w:tcPr>
+          <w:p>
+            <w:pPr>
+              <w:spacing w:after="20" w:before="20" w:line="252" w:lineRule="auto"/>
+              <w:jc w:val="right"/>
+            </w:pPr>
+            <w:r>
+              <w:rPr>
+                <w:rFonts w:ascii="Meiryo" w:hAnsi="Meiryo" w:eastAsia="Meiryo"/>
+                <w:b w:val="0"/>
+                <w:sz w:val="17"/>
+              </w:rPr>
+              <w:t>15</w:t>
+            </w:r>
+          </w:p>
+        </w:tc>
+        <w:tc>
+          <w:tcPr>
+            <w:tcW w:type="dxa" w:w="1474"/>
+          </w:tcPr>
+          <w:p>
+            <w:pPr>
+              <w:spacing w:after="20" w:before="20" w:line="252" w:lineRule="auto"/>
+              <w:jc w:val="right"/>
+            </w:pPr>
+            <w:r>
+              <w:rPr>
+                <w:rFonts w:ascii="Meiryo" w:hAnsi="Meiryo" w:eastAsia="Meiryo"/>
+                <w:b w:val="0"/>
+                <w:sz w:val="17"/>
+              </w:rPr>
+              <w:t>9</w:t>
+            </w:r>
+          </w:p>
+        </w:tc>
+        <w:tc>
+          <w:tcPr>
+            <w:tcW w:type="dxa" w:w="1474"/>
+          </w:tcPr>
+          <w:p>
+            <w:pPr>
+              <w:spacing w:after="20" w:before="20" w:line="252" w:lineRule="auto"/>
+              <w:jc w:val="right"/>
+            </w:pPr>
+            <w:r>
+              <w:rPr>
+                <w:rFonts w:ascii="Meiryo" w:hAnsi="Meiryo" w:eastAsia="Meiryo"/>
+                <w:b w:val="0"/>
+                <w:sz w:val="17"/>
+              </w:rPr>
+              <w:t>6</w:t>
+            </w:r>
+          </w:p>
+        </w:tc>
+        <w:tc>
+          <w:tcPr>
+            <w:tcW w:type="dxa" w:w="1474"/>
+          </w:tcPr>
+          <w:p>
+            <w:pPr>
+              <w:spacing w:after="20" w:before="20" w:line="252" w:lineRule="auto"/>
+              <w:jc w:val="right"/>
+            </w:pPr>
+            <w:r>
+              <w:rPr>
+                <w:rFonts w:ascii="Meiryo" w:hAnsi="Meiryo" w:eastAsia="Meiryo"/>
+                <w:b w:val="0"/>
+                <w:sz w:val="17"/>
+              </w:rPr>
+              <w:t>20</w:t>
+            </w:r>
+          </w:p>
+        </w:tc>
+      </w:tr>
+      <w:tr>
+        <w:tc>
+          <w:tcPr>
+            <w:tcW w:type="dxa" w:w="3402"/>
+          </w:tcPr>
+          <w:p>
+            <w:pPr>
+              <w:spacing w:after="20" w:before="20" w:line="252" w:lineRule="auto"/>
+            </w:pPr>
+            <w:r>
+              <w:rPr>
+                <w:rFonts w:ascii="Meiryo" w:hAnsi="Meiryo" w:eastAsia="Meiryo"/>
+                <w:b/>
+                <w:sz w:val="17"/>
+              </w:rPr>
+              <w:t>直近期 2026/4-2026/9/17</w:t>
+            </w:r>
+          </w:p>
+        </w:tc>
+        <w:tc>
+          <w:tcPr>
+            <w:tcW w:type="dxa" w:w="1474"/>
+          </w:tcPr>
+          <w:p>
+            <w:pPr>
+              <w:spacing w:after="20" w:before="20" w:line="252" w:lineRule="auto"/>
+              <w:jc w:val="right"/>
+            </w:pPr>
+            <w:r>
+              <w:rPr>
+                <w:rFonts w:ascii="Meiryo" w:hAnsi="Meiryo" w:eastAsia="Meiryo"/>
+                <w:b w:val="0"/>
+                <w:sz w:val="17"/>
+              </w:rPr>
+              <w:t>21</w:t>
+            </w:r>
+          </w:p>
+        </w:tc>
+        <w:tc>
+          <w:tcPr>
+            <w:tcW w:type="dxa" w:w="1474"/>
+          </w:tcPr>
+          <w:p>
+            <w:pPr>
+              <w:spacing w:after="20" w:before="20" w:line="252" w:lineRule="auto"/>
+              <w:jc w:val="right"/>
+            </w:pPr>
+            <w:r>
+              <w:rPr>
+                <w:rFonts w:ascii="Meiryo" w:hAnsi="Meiryo" w:eastAsia="Meiryo"/>
+                <w:b w:val="0"/>
+                <w:sz w:val="17"/>
+              </w:rPr>
+              <w:t>6</w:t>
+            </w:r>
+          </w:p>
+        </w:tc>
+        <w:tc>
+          <w:tcPr>
+            <w:tcW w:type="dxa" w:w="1474"/>
+          </w:tcPr>
+          <w:p>
+            <w:pPr>
+              <w:spacing w:after="20" w:before="20" w:line="252" w:lineRule="auto"/>
+              <w:jc w:val="right"/>
+            </w:pPr>
+            <w:r>
+              <w:rPr>
+                <w:rFonts w:ascii="Meiryo" w:hAnsi="Meiryo" w:eastAsia="Meiryo"/>
+                <w:b w:val="0"/>
+                <w:sz w:val="17"/>
+              </w:rPr>
+              <w:t>—</w:t>
+            </w:r>
+          </w:p>
+        </w:tc>
+        <w:tc>
+          <w:tcPr>
+            <w:tcW w:type="dxa" w:w="1474"/>
+          </w:tcPr>
+          <w:p>
+            <w:pPr>
+              <w:spacing w:after="20" w:before="20" w:line="252" w:lineRule="auto"/>
+              <w:jc w:val="right"/>
+            </w:pPr>
+            <w:r>
+              <w:rPr>
+                <w:rFonts w:ascii="Meiryo" w:hAnsi="Meiryo" w:eastAsia="Meiryo"/>
+                <w:b w:val="0"/>
+                <w:sz w:val="17"/>
+              </w:rPr>
+              <w:t>19</w:t>
+            </w:r>
+          </w:p>
+        </w:tc>
+      </w:tr>
+    </w:tbl>
+    <w:p>
+      <w:pPr>
+        <w:spacing w:before="60" w:after="80"/>
+      </w:pPr>
+      <w:r>
+        <w:rPr>
+          <w:b w:val="0"/>
+          <w:sz w:val="19"/>
+        </w:rPr>
+        <w:t>年平均で入社5.2名・退社5名（母数18〜20名）と、回転率は年25〜30%と高めです。もっとも、これはグランメゾンが人材を育成し独立させるモデルそのものであり、質疑応答の独立支援方針とも整合します。中核は安定しており、支配人の有井様が勤続11年、中核キッチンの藤谷様・下野様が勤続4年です。承継の鍵は、この安定層（質疑応答にいう中核5名）の維持にあります。</w:t>
       </w:r>
     </w:p>
     <w:p>
@@ -5387,7 +6311,45 @@
           <w:color w:val="C68A65"/>
           <w:sz w:val="20"/>
         </w:rPr>
-        <w:t>(3) 勤怠記録　― DDで確認を要する最大の論点</w:t>
+        <w:t>(3) 従業員名簿による固定残業手当の確認</w:t>
+      </w:r>
+    </w:p>
+    <w:p>
+      <w:pPr>
+        <w:spacing w:before="0" w:after="80"/>
+      </w:pPr>
+      <w:r>
+        <w:rPr>
+          <w:b w:val="0"/>
+          <w:sz w:val="19"/>
+        </w:rPr>
+        <w:t>従業員名簿には、一人ごとの固定残業対象時間が記載されておりました。大半が月26時間、最も長い方（村山様）で41時間、支配人の有井様で約45時間相当（165,376円）であり、全員が正社員賃金規程第9条の45時間の上限内に収まっています。実際の残業実績が記入されていたのは2名のみですが、いずれも手当の対象時間の範囲内でした（有井様：年間270時間＝月平均22.5時間／藤谷様：年間147時間＝月平均12.3時間）。</w:t>
+      </w:r>
+    </w:p>
+    <w:p>
+      <w:pPr>
+        <w:spacing w:before="0" w:after="80"/>
+      </w:pPr>
+      <w:r>
+        <w:rPr>
+          <w:b w:val="0"/>
+          <w:color w:val="9B2C2C"/>
+          <w:sz w:val="19"/>
+        </w:rPr>
+        <w:t>ただし、名簿の月別残業実績は19名中2名しか記入されておりません。後記(4)のとおり支給控除一覧表が所定時間で記録されていることと併せると、実労働時間は現状の資料からは検証できません。未払残業の金額を押し上げるものではありませんが、DDでは原資料（タイムカード等）と全員分の残業実績の開示を求める方針です。</w:t>
+      </w:r>
+    </w:p>
+    <w:p>
+      <w:pPr>
+        <w:spacing w:before="180" w:after="60"/>
+      </w:pPr>
+      <w:r>
+        <w:rPr>
+          <w:b/>
+          <w:color w:val="C68A65"/>
+          <w:sz w:val="20"/>
+        </w:rPr>
+        <w:t>(4) 勤怠記録　― DDで確認を要する最大の論点</w:t>
       </w:r>
     </w:p>
     <w:p>
@@ -5425,7 +6387,7 @@
           <w:color w:val="C68A65"/>
           <w:sz w:val="20"/>
         </w:rPr>
-        <w:t>(4) 賃金規程の差異</w:t>
+        <w:t>(5) 賃金規程の差異</w:t>
       </w:r>
     </w:p>
     <w:p>
@@ -5477,7 +6439,7 @@
           <w:color w:val="C68A65"/>
           <w:sz w:val="20"/>
         </w:rPr>
-        <w:t>(5) 社宅</w:t>
+        <w:t>(6) 社宅</w:t>
       </w:r>
     </w:p>
     <w:p>
@@ -5832,7 +6794,7 @@
                 <w:b w:val="0"/>
                 <w:sz w:val="17"/>
               </w:rPr>
-              <w:t>従業員数の相違　19名（給与台帳）／21名（質疑応答）／22名（IM）</w:t>
+              <w:t>従業員数の相違（IM22／質疑応答21／給与台帳19）</w:t>
             </w:r>
           </w:p>
         </w:tc>
@@ -5850,7 +6812,7 @@
                 <w:b w:val="0"/>
                 <w:sz w:val="17"/>
               </w:rPr>
-              <w:t>在籍者名簿の突合</w:t>
+              <w:t>名簿開示により整合・解決済み（実働18名＋岸田様＋退社済3名）</w:t>
             </w:r>
           </w:p>
         </w:tc>
@@ -5891,7 +6853,7 @@
           <w:b w:val="0"/>
           <w:sz w:val="19"/>
         </w:rPr>
-        <w:t>・「PJ-Essence_従業員について0918.xlsx」のパスワード。同ファイルは暗号化されており開封できておりません。</w:t>
+        <w:t>・従業員名簿（PJ-Essence_従業員について0918.xlsx）はパスワード解除版を受領し、読了いたしました。追加のご依頼はございません。</w:t>
       </w:r>
     </w:p>
     <w:p>
@@ -5904,7 +6866,7 @@
           <w:b w:val="0"/>
           <w:sz w:val="19"/>
         </w:rPr>
-        <w:t>・上記7．の①〜⑤に関する回答。</w:t>
+        <w:t>・上記7．の①〜④に関する回答。</w:t>
       </w:r>
     </w:p>
     <w:p>
@@ -6037,7 +6999,7 @@
                 <w:b/>
                 <w:sz w:val="17"/>
               </w:rPr>
-              <w:t>意向表明書（16枚）</w:t>
+              <w:t>意向表明書（17枚）</w:t>
             </w:r>
           </w:p>
         </w:tc>
@@ -6055,7 +7017,45 @@
                 <w:b w:val="0"/>
                 <w:sz w:val="17"/>
               </w:rPr>
-              <w:t>雇用維持の記載を人数非依存の表現に変更。ネットキャッシュ22.4億円の実績裏づけを追記。役員貸付金の利率を0.900%に訂正し2025年3月の増額を明記。ワイン在庫の直近簿価を追記。社宅に関するDD論点を訂正。DD論点に⑭非継続収益・⑮店舗家賃差異・⑯勤怠記録を追加。</w:t>
+              <w:t>雇用維持の記載を、従業員名簿に基づく確定値（支配人1・キッチン11・サービス6の計18名）に変更。ネットキャッシュ22.4億円の実績裏づけを追記。役員貸付金の利率を0.900%に訂正し2025年3月の増額を明記。ワイン在庫の直近簿価を追記。社宅に関するDD論点を訂正。DD論点に⑭非継続収益・⑮店舗家賃差異・⑯勤怠記録を追加。輸出許認可の記載訂正と承諾プロセスの協議ベース化。</w:t>
+            </w:r>
+          </w:p>
+        </w:tc>
+      </w:tr>
+      <w:tr>
+        <w:tc>
+          <w:tcPr>
+            <w:tcW w:type="dxa" w:w="2494"/>
+          </w:tcPr>
+          <w:p>
+            <w:pPr>
+              <w:spacing w:after="20" w:before="20" w:line="252" w:lineRule="auto"/>
+            </w:pPr>
+            <w:r>
+              <w:rPr>
+                <w:rFonts w:ascii="Meiryo" w:hAnsi="Meiryo" w:eastAsia="Meiryo"/>
+                <w:b/>
+                <w:sz w:val="17"/>
+              </w:rPr>
+              <w:t>本報告書（6枚）</w:t>
+            </w:r>
+          </w:p>
+        </w:tc>
+        <w:tc>
+          <w:tcPr>
+            <w:tcW w:type="dxa" w:w="7257"/>
+          </w:tcPr>
+          <w:p>
+            <w:pPr>
+              <w:spacing w:after="20" w:before="20" w:line="252" w:lineRule="auto"/>
+            </w:pPr>
+            <w:r>
+              <w:rPr>
+                <w:rFonts w:ascii="Meiryo" w:hAnsi="Meiryo" w:eastAsia="Meiryo"/>
+                <w:b w:val="0"/>
+                <w:sz w:val="17"/>
+              </w:rPr>
+              <w:t>従業員名簿（3シート）を反映し、人数の相違（22／21／19／18）の整合、過去5年の人員推移、固定残業手当の一人別確認を追記。</w:t>
             </w:r>
           </w:p>
         </w:tc>
